--- a/content_generator/post_bite.docx
+++ b/content_generator/post_bite.docx
@@ -29,7 +29,7 @@
           <w:color w:val="FFFFFF"/>
           <w:sz w:val="44"/>
         </w:rPr>
-        <w:t>After the Session: Putting Your Prompt Skills to Work</w:t>
+        <w:t>Your Follow-Up: Prompt Engineering for Marketers</w:t>
       </w:r>
     </w:p>
     <w:p>
@@ -72,7 +72,7 @@
           <w:rFonts w:ascii="Space Grotesk" w:hAnsi="Space Grotesk"/>
           <w:sz w:val="30"/>
         </w:rPr>
-        <w:t>Today you learned that a strong prompt is not a single sentence — it is a structured instruction built from five elements: Role, Task, Context, Format, and Constraints. We worked through before-and-after examples for social media posts, email subject lines, and campaign briefs, and you practised writing and refining your own prompts for a real marketing task. The key takeaway: your first prompt is always a draft, and iteration is where the real quality improvement happens.</w:t>
+        <w:t>Today you learned that a strong AI prompt is not a lucky guess — it is a structured instruction built around the CRAFT framework: Context, Role, Action, Format, and Target. You saw how a vague prompt produces generic output, and how adding brand voice, a specific role, and a clear ask transforms that output into something editable and on-brand. You also practised the most important skill of all: iteration — using follow-up prompts to refine tone, length, and angle until the output is actually usable.</w:t>
       </w:r>
     </w:p>
     <w:p>
@@ -102,7 +102,7 @@
           <w:rFonts w:ascii="Space Grotesk" w:hAnsi="Space Grotesk"/>
           <w:sz w:val="30"/>
         </w:rPr>
-        <w:t>Looking at the prompt you wrote during the exercise, which of the five elements — Role, Task, Context, Format, or Constraints — is still weakest in your current drafts, and what would you need to add to fix it?</w:t>
+        <w:t>Looking at the CRAFT prompt you built during the exercise, which element — Context, Role, or Action — was hardest for you to write, and why do you think that was?</w:t>
       </w:r>
     </w:p>
     <w:p>
@@ -115,7 +115,7 @@
           <w:rFonts w:ascii="Space Grotesk" w:hAnsi="Space Grotesk"/>
           <w:sz w:val="30"/>
         </w:rPr>
-        <w:t>When an AI output feels generic or off-brand, what is the first question you now ask yourself before starting over from scratch?</w:t>
+        <w:t>When you received the first AI output during the exercise, what was your instinct — to accept it, rewrite it from scratch, or refine it with a follow-up prompt? What does that tell you about how you currently work with AI tools?</w:t>
       </w:r>
     </w:p>
     <w:p>
@@ -128,7 +128,7 @@
           <w:rFonts w:ascii="Space Grotesk" w:hAnsi="Space Grotesk"/>
           <w:sz w:val="30"/>
         </w:rPr>
-        <w:t>How could a shared brand context block — covering your audience, product, tone of voice, and campaign goals — save time for your whole team when everyone is prompting individually?</w:t>
+        <w:t>Which of the three common prompting mistakes — too vague, no brand voice, accepting the first output — do you think your team is most likely to fall into, and what would you do to prevent it?</w:t>
       </w:r>
     </w:p>
     <w:p>
@@ -158,7 +158,7 @@
           <w:b/>
           <w:sz w:val="30"/>
         </w:rPr>
-        <w:t>Five-Day Structured Prompt Challenge</w:t>
+        <w:t>Build Your First Prompt Library Entry</w:t>
       </w:r>
     </w:p>
     <w:p>
@@ -170,7 +170,7 @@
           <w:rFonts w:ascii="Space Grotesk" w:hAnsi="Space Grotesk"/>
           <w:sz w:val="30"/>
         </w:rPr>
-        <w:t>For each of the next five working days, use at least one structured prompt — including all five elements (Role, Task, Context, Format, Constraints) — for a real marketing task you would have done anyway. This could be a social post, a subject line, a meta description, or a campaign brief section. After each session, note in a simple document: (1) the task, (2) your prompt, (3) one thing that worked well, and (4) one follow-up instruction you used to improve the output. At the end of the five days, pick your strongest prompt and add it to a shared team folder as a reusable template.</w:t>
+        <w:t>Choose one real marketing task you need to complete this week — a social media post, an email subject line, a short ad text, or a product description. Write a complete CRAFT prompt for it using the template from the session. Run the prompt in ChatGPT, Gemini, or Copilot and send at least two follow-up refinement prompts to improve the output. Then save three things in a shared document or Notion page titled 'Our Prompt Library': (1) your final CRAFT prompt, (2) the best output you received, and (3) one sentence explaining what made the prompt work. Bring this entry to your next team meeting to share with a colleague.</w:t>
       </w:r>
     </w:p>
     <w:p>
@@ -220,7 +220,7 @@
           <w:b/>
           <w:sz w:val="30"/>
         </w:rPr>
-        <w:t>The Art of Asking Well: Prompt Engineering for Marketers (Superside Blog)</w:t>
+        <w:t>The Art of the Prompt: How to Get the Best Out of Generative AI — Harvard Business Review</w:t>
       </w:r>
     </w:p>
     <w:p>
@@ -232,7 +232,7 @@
           <w:rFonts w:ascii="Space Grotesk" w:hAnsi="Space Grotesk"/>
           <w:sz w:val="30"/>
         </w:rPr>
-        <w:t>A practical deep-dive into prompt strategies specifically for creative and marketing use cases, including tone control, format instructions, and how to brief AI the way you would brief a junior copywriter. Good next step once you are comfortable with the basics from today.</w:t>
+        <w:t>A well-structured article aimed at business professionals that explores why prompt quality matters, how to think about AI as a collaborator rather than a search engine, and what separates average users from skilled ones. Practical and free to read online.</w:t>
       </w:r>
     </w:p>
     <w:p>
@@ -245,7 +245,7 @@
           <w:b/>
           <w:sz w:val="30"/>
         </w:rPr>
-        <w:t>OpenAI Prompt Engineering Guide (OpenAI official documentation)</w:t>
+        <w:t>Prompting Guide 101 — Google for Workspace</w:t>
       </w:r>
     </w:p>
     <w:p>
@@ -257,7 +257,7 @@
           <w:rFonts w:ascii="Space Grotesk" w:hAnsi="Space Grotesk"/>
           <w:sz w:val="30"/>
         </w:rPr>
-        <w:t>The official guidance from the makers of ChatGPT on what makes prompts more effective — written in plain language with clear examples. Particularly useful for understanding why context and constraints have such a strong impact on output quality, and how to structure longer, more complex prompts as your tasks grow more demanding.</w:t>
+        <w:t>Google's own short guide to writing effective prompts, written specifically for workplace tasks like drafting emails, summarising documents, and creating content. Directly relevant if your team uses Google Workspace or Gemini, and full of copy-paste-ready examples.</w:t>
       </w:r>
     </w:p>
     <w:sectPr>
